--- a/Term-1/Grade-9/Chapter-1-Listening-1-Where-We-Live/assets/Lesson-Plan-Where-We-Live.docx
+++ b/Term-1/Grade-9/Chapter-1-Listening-1-Where-We-Live/assets/Lesson-Plan-Where-We-Live.docx
@@ -259,16 +259,18 @@
               <w:spacing w:after="0"/>
             </w:pPr>
             <w:r/>
-            <w:r>
-              <w:rPr>
-                <w:rFonts w:ascii="Arial" w:hAnsi="Arial"/>
-                <w:b w:val="0"/>
-                <w:sz w:val="16"/>
-              </w:rPr>
-              <w:t>City and Town Life</w:t>
-              <w:br/>
-              <w:t>OPEN INTERACTIVE LESSON ↗</w:t>
-            </w:r>
+            <w:hyperlink r:id="rId9">
+              <w:r>
+                <w:rPr>
+                  <w:rFonts w:ascii="Arial" w:hAnsi="Arial"/>
+                  <w:b w:val="0"/>
+                  <w:sz w:val="16"/>
+                </w:rPr>
+                <w:t>City and Town Life</w:t>
+                <w:br/>
+                <w:t>OPEN INTERACTIVE LESSON ↗</w:t>
+              </w:r>
+            </w:hyperlink>
           </w:p>
           <w:p>
             <w:pPr>
